--- a/examples/normalization/doc/07-adaptive-softdivide-normalization.docx
+++ b/examples/normalization/doc/07-adaptive-softdivide-normalization.docx
@@ -403,7 +403,7 @@
               <a:graphicData uri="http://schemas.openxmlformats.org/drawingml/2006/picture">
                 <pic:pic>
                   <pic:nvPicPr>
-                    <pic:cNvPr descr="/home/gpca/tspredit/examples/normalization/doc/07-adaptive-softdivide-normalization_files/2311a3ccdefa9666c559bd154e42236a6cdf3fea.png" id="11" name="Picture"/>
+                    <pic:cNvPr descr="C:\Git\cefet-rj-dal\tspredit\examples\normalization\doc\07-adaptive-softdivide-normalization_files/716a4d1e457f97618aa46ca41f6f38e17df76816.png" id="11" name="Picture"/>
                     <pic:cNvPicPr>
                       <a:picLocks noChangeArrowheads="1" noChangeAspect="1"/>
                     </pic:cNvPicPr>
@@ -1513,7 +1513,7 @@
               <a:graphicData uri="http://schemas.openxmlformats.org/drawingml/2006/picture">
                 <pic:pic>
                   <pic:nvPicPr>
-                    <pic:cNvPr descr="/home/gpca/tspredit/examples/normalization/doc/07-adaptive-softdivide-normalization_files/4cee27df794bbdd42657c524e07ef102222f95b0.png" id="14" name="Picture"/>
+                    <pic:cNvPr descr="C:\Git\cefet-rj-dal\tspredit\examples\normalization\doc\07-adaptive-softdivide-normalization_files/a26e232141b75358c5119f558c15054c14bd4641.png" id="14" name="Picture"/>
                     <pic:cNvPicPr>
                       <a:picLocks noChangeArrowheads="1" noChangeAspect="1"/>
                     </pic:cNvPicPr>

--- a/examples/normalization/doc/07-adaptive-softdivide-normalization.docx
+++ b/examples/normalization/doc/07-adaptive-softdivide-normalization.docx
@@ -403,7 +403,7 @@
               <a:graphicData uri="http://schemas.openxmlformats.org/drawingml/2006/picture">
                 <pic:pic>
                   <pic:nvPicPr>
-                    <pic:cNvPr descr="C:\Git\cefet-rj-dal\tspredit\examples\normalization\doc\07-adaptive-softdivide-normalization_files/716a4d1e457f97618aa46ca41f6f38e17df76816.png" id="11" name="Picture"/>
+                    <pic:cNvPr descr="C:\Git\dal\tspredit\examples\normalization\doc\07-adaptive-softdivide-normalization_files/716a4d1e457f97618aa46ca41f6f38e17df76816.png" id="11" name="Picture"/>
                     <pic:cNvPicPr>
                       <a:picLocks noChangeArrowheads="1" noChangeAspect="1"/>
                     </pic:cNvPicPr>
@@ -1513,7 +1513,7 @@
               <a:graphicData uri="http://schemas.openxmlformats.org/drawingml/2006/picture">
                 <pic:pic>
                   <pic:nvPicPr>
-                    <pic:cNvPr descr="C:\Git\cefet-rj-dal\tspredit\examples\normalization\doc\07-adaptive-softdivide-normalization_files/a26e232141b75358c5119f558c15054c14bd4641.png" id="14" name="Picture"/>
+                    <pic:cNvPr descr="C:\Git\dal\tspredit\examples\normalization\doc\07-adaptive-softdivide-normalization_files/a26e232141b75358c5119f558c15054c14bd4641.png" id="14" name="Picture"/>
                     <pic:cNvPicPr>
                       <a:picLocks noChangeArrowheads="1" noChangeAspect="1"/>
                     </pic:cNvPicPr>

--- a/examples/normalization/doc/07-adaptive-softdivide-normalization.docx
+++ b/examples/normalization/doc/07-adaptive-softdivide-normalization.docx
@@ -77,6 +77,18 @@
       </w:r>
       <w:r>
         <w:t xml:space="preserve">.</w:t>
+      </w:r>
+    </w:p>
+    <w:p>
+      <w:pPr>
+        <w:pStyle w:val="Compact"/>
+        <w:numPr>
+          <w:ilvl w:val="0"/>
+          <w:numId w:val="1001"/>
+        </w:numPr>
+      </w:pPr>
+      <w:r>
+        <w:t xml:space="preserve">The adaptive center and scale are estimated on the full supervised window, then the resulting values are globally rescaled by the internal min-max stage.</w:t>
       </w:r>
     </w:p>
     <w:p>
@@ -559,7 +571,7 @@
         <w:rPr>
           <w:rStyle w:val="VerbatimChar"/>
         </w:rPr>
-        <w:t xml:space="preserve">##             t9        t8        t7        t6        t5        t4        t3        t2        t1        t0</w:t>
+        <w:t xml:space="preserve">##             t9        t8        t7        t6        t5        t4        t3</w:t>
       </w:r>
       <w:r>
         <w:br/>
@@ -568,7 +580,7 @@
         <w:rPr>
           <w:rStyle w:val="VerbatimChar"/>
         </w:rPr>
-        <w:t xml:space="preserve">## [1,] 0.0000000 0.2474040 0.4794255 0.6816388 0.8414710 0.9489846 0.9974950 0.9839859 0.9092974 0.7780732</w:t>
+        <w:t xml:space="preserve">## [1,] 0.0000000 0.2474040 0.4794255 0.6816388 0.8414710 0.9489846 0.9974950</w:t>
       </w:r>
       <w:r>
         <w:br/>
@@ -577,7 +589,7 @@
         <w:rPr>
           <w:rStyle w:val="VerbatimChar"/>
         </w:rPr>
-        <w:t xml:space="preserve">## [2,] 0.2474040 0.4794255 0.6816388 0.8414710 0.9489846 0.9974950 0.9839859 0.9092974 0.7780732 0.5984721</w:t>
+        <w:t xml:space="preserve">## [2,] 0.2474040 0.4794255 0.6816388 0.8414710 0.9489846 0.9974950 0.9839859</w:t>
       </w:r>
       <w:r>
         <w:br/>
@@ -586,7 +598,43 @@
         <w:rPr>
           <w:rStyle w:val="VerbatimChar"/>
         </w:rPr>
-        <w:t xml:space="preserve">## [3,] 0.4794255 0.6816388 0.8414710 0.9489846 0.9974950 0.9839859 0.9092974 0.7780732 0.5984721 0.3816610</w:t>
+        <w:t xml:space="preserve">## [3,] 0.4794255 0.6816388 0.8414710 0.9489846 0.9974950 0.9839859 0.9092974</w:t>
+      </w:r>
+      <w:r>
+        <w:br/>
+      </w:r>
+      <w:r>
+        <w:rPr>
+          <w:rStyle w:val="VerbatimChar"/>
+        </w:rPr>
+        <w:t xml:space="preserve">##             t2        t1        t0</w:t>
+      </w:r>
+      <w:r>
+        <w:br/>
+      </w:r>
+      <w:r>
+        <w:rPr>
+          <w:rStyle w:val="VerbatimChar"/>
+        </w:rPr>
+        <w:t xml:space="preserve">## [1,] 0.9839859 0.9092974 0.7780732</w:t>
+      </w:r>
+      <w:r>
+        <w:br/>
+      </w:r>
+      <w:r>
+        <w:rPr>
+          <w:rStyle w:val="VerbatimChar"/>
+        </w:rPr>
+        <w:t xml:space="preserve">## [2,] 0.9092974 0.7780732 0.5984721</w:t>
+      </w:r>
+      <w:r>
+        <w:br/>
+      </w:r>
+      <w:r>
+        <w:rPr>
+          <w:rStyle w:val="VerbatimChar"/>
+        </w:rPr>
+        <w:t xml:space="preserve">## [3,] 0.7780732 0.5984721 0.3816610</w:t>
       </w:r>
     </w:p>
     <w:p>
@@ -929,7 +977,7 @@
         <w:rPr>
           <w:rStyle w:val="VerbatimChar"/>
         </w:rPr>
-        <w:t xml:space="preserve">##             t9        t8        t7        t6        t5        t4        t3        t2        t1        t0</w:t>
+        <w:t xml:space="preserve">##             t9        t8        t7        t6        t5        t4        t3</w:t>
       </w:r>
       <w:r>
         <w:br/>
@@ -938,7 +986,7 @@
         <w:rPr>
           <w:rStyle w:val="VerbatimChar"/>
         </w:rPr>
-        <w:t xml:space="preserve">## [1,] 0.2285699 0.3253376 0.4160887 0.4951808 0.5576963 0.5997483 0.6187223 0.6134385 0.5842254 0.5328994</w:t>
+        <w:t xml:space="preserve">## [1,] 0.1912055 0.3024095 0.4066993 0.4975909 0.5694328 0.6177584 0.6395630</w:t>
       </w:r>
       <w:r>
         <w:br/>
@@ -947,7 +995,7 @@
         <w:rPr>
           <w:rStyle w:val="VerbatimChar"/>
         </w:rPr>
-        <w:t xml:space="preserve">## [2,] 0.3067719 0.3952724 0.4724030 0.5333681 0.5743772 0.5928807 0.5877279 0.5592393 0.5091862 0.4406806</w:t>
+        <w:t xml:space="preserve">## [2,] 0.2810741 0.3827776 0.4714149 0.5414752 0.5886023 0.6098661 0.6039446</w:t>
       </w:r>
       <w:r>
         <w:br/>
@@ -956,7 +1004,43 @@
         <w:rPr>
           <w:rStyle w:val="VerbatimChar"/>
         </w:rPr>
-        <w:t xml:space="preserve">## [3,] 0.3907643 0.4674532 0.5280693 0.5688436 0.5872411 0.5821178 0.5537923 0.5040258 0.4359125 0.3536873</w:t>
+        <w:t xml:space="preserve">## [3,] 0.3775969 0.4657268 0.5353859 0.5822431 0.6033852 0.5974976 0.5649464</w:t>
+      </w:r>
+      <w:r>
+        <w:br/>
+      </w:r>
+      <w:r>
+        <w:rPr>
+          <w:rStyle w:val="VerbatimChar"/>
+        </w:rPr>
+        <w:t xml:space="preserve">##             t2        t1        t0</w:t>
+      </w:r>
+      <w:r>
+        <w:br/>
+      </w:r>
+      <w:r>
+        <w:rPr>
+          <w:rStyle w:val="VerbatimChar"/>
+        </w:rPr>
+        <w:t xml:space="preserve">## [1,] 0.6334909 0.5999197 0.5409365</w:t>
+      </w:r>
+      <w:r>
+        <w:br/>
+      </w:r>
+      <w:r>
+        <w:rPr>
+          <w:rStyle w:val="VerbatimChar"/>
+        </w:rPr>
+        <w:t xml:space="preserve">## [2,] 0.5712060 0.5136856 0.4349600</w:t>
+      </w:r>
+      <w:r>
+        <w:br/>
+      </w:r>
+      <w:r>
+        <w:rPr>
+          <w:rStyle w:val="VerbatimChar"/>
+        </w:rPr>
+        <w:t xml:space="preserve">## [3,] 0.5077554 0.4294806 0.3349886</w:t>
       </w:r>
     </w:p>
     <w:p>
@@ -996,7 +1080,7 @@
         <w:rPr>
           <w:rStyle w:val="VerbatimChar"/>
         </w:rPr>
-        <w:t xml:space="preserve">##        t0         </w:t>
+        <w:t xml:space="preserve">##        t0        </w:t>
       </w:r>
       <w:r>
         <w:br/>
@@ -1005,7 +1089,7 @@
         <w:rPr>
           <w:rStyle w:val="VerbatimChar"/>
         </w:rPr>
-        <w:t xml:space="preserve">##  Min.   :0.06219  </w:t>
+        <w:t xml:space="preserve">##  Min.   :0.0000  </w:t>
       </w:r>
       <w:r>
         <w:br/>
@@ -1014,7 +1098,7 @@
         <w:rPr>
           <w:rStyle w:val="VerbatimChar"/>
         </w:rPr>
-        <w:t xml:space="preserve">##  1st Qu.:0.20406  </w:t>
+        <w:t xml:space="preserve">##  1st Qu.:0.1630  </w:t>
       </w:r>
       <w:r>
         <w:br/>
@@ -1023,7 +1107,7 @@
         <w:rPr>
           <w:rStyle w:val="VerbatimChar"/>
         </w:rPr>
-        <w:t xml:space="preserve">##  Median :0.42391  </w:t>
+        <w:t xml:space="preserve">##  Median :0.4157  </w:t>
       </w:r>
       <w:r>
         <w:br/>
@@ -1032,7 +1116,7 @@
         <w:rPr>
           <w:rStyle w:val="VerbatimChar"/>
         </w:rPr>
-        <w:t xml:space="preserve">##  Mean   :0.45306  </w:t>
+        <w:t xml:space="preserve">##  Mean   :0.4492  </w:t>
       </w:r>
       <w:r>
         <w:br/>
@@ -1041,7 +1125,7 @@
         <w:rPr>
           <w:rStyle w:val="VerbatimChar"/>
         </w:rPr>
-        <w:t xml:space="preserve">##  3rd Qu.:0.69267  </w:t>
+        <w:t xml:space="preserve">##  3rd Qu.:0.7245  </w:t>
       </w:r>
       <w:r>
         <w:br/>
@@ -1050,7 +1134,7 @@
         <w:rPr>
           <w:rStyle w:val="VerbatimChar"/>
         </w:rPr>
-        <w:t xml:space="preserve">##  Max.   :0.93023</w:t>
+        <w:t xml:space="preserve">##  Max.   :0.9975</w:t>
       </w:r>
     </w:p>
     <w:p>
@@ -1340,19 +1424,247 @@
         <w:rPr>
           <w:rStyle w:val="FunctionTok"/>
         </w:rPr>
-        <w:t xml:space="preserve">ggplot</w:t>
-      </w:r>
-      <w:r>
-        <w:rPr>
-          <w:rStyle w:val="NormalTok"/>
-        </w:rPr>
-        <w:t xml:space="preserve">(compare_t0, </w:t>
+        <w:t xml:space="preserve">plot_ts_pred</w:t>
+      </w:r>
+      <w:r>
+        <w:rPr>
+          <w:rStyle w:val="NormalTok"/>
+        </w:rPr>
+        <w:t xml:space="preserve">(</w:t>
+      </w:r>
+      <w:r>
+        <w:br/>
+      </w:r>
+      <w:r>
+        <w:rPr>
+          <w:rStyle w:val="NormalTok"/>
+        </w:rPr>
+        <w:t xml:space="preserve">  </w:t>
+      </w:r>
+      <w:r>
+        <w:rPr>
+          <w:rStyle w:val="AttributeTok"/>
+        </w:rPr>
+        <w:t xml:space="preserve">x =</w:t>
+      </w:r>
+      <w:r>
+        <w:rPr>
+          <w:rStyle w:val="NormalTok"/>
+        </w:rPr>
+        <w:t xml:space="preserve"> compare_t0[compare_t0</w:t>
+      </w:r>
+      <w:r>
+        <w:rPr>
+          <w:rStyle w:val="SpecialCharTok"/>
+        </w:rPr>
+        <w:t xml:space="preserve">$</w:t>
+      </w:r>
+      <w:r>
+        <w:rPr>
+          <w:rStyle w:val="NormalTok"/>
+        </w:rPr>
+        <w:t xml:space="preserve">series </w:t>
+      </w:r>
+      <w:r>
+        <w:rPr>
+          <w:rStyle w:val="SpecialCharTok"/>
+        </w:rPr>
+        <w:t xml:space="preserve">==</w:t>
+      </w:r>
+      <w:r>
+        <w:rPr>
+          <w:rStyle w:val="NormalTok"/>
+        </w:rPr>
+        <w:t xml:space="preserve"> </w:t>
+      </w:r>
+      <w:r>
+        <w:rPr>
+          <w:rStyle w:val="StringTok"/>
+        </w:rPr>
+        <w:t xml:space="preserve">"original t0"</w:t>
+      </w:r>
+      <w:r>
+        <w:rPr>
+          <w:rStyle w:val="NormalTok"/>
+        </w:rPr>
+        <w:t xml:space="preserve">, </w:t>
+      </w:r>
+      <w:r>
+        <w:rPr>
+          <w:rStyle w:val="StringTok"/>
+        </w:rPr>
+        <w:t xml:space="preserve">"idx"</w:t>
+      </w:r>
+      <w:r>
+        <w:rPr>
+          <w:rStyle w:val="NormalTok"/>
+        </w:rPr>
+        <w:t xml:space="preserve">],</w:t>
+      </w:r>
+      <w:r>
+        <w:br/>
+      </w:r>
+      <w:r>
+        <w:rPr>
+          <w:rStyle w:val="NormalTok"/>
+        </w:rPr>
+        <w:t xml:space="preserve">  </w:t>
+      </w:r>
+      <w:r>
+        <w:rPr>
+          <w:rStyle w:val="AttributeTok"/>
+        </w:rPr>
+        <w:t xml:space="preserve">y =</w:t>
+      </w:r>
+      <w:r>
+        <w:rPr>
+          <w:rStyle w:val="NormalTok"/>
+        </w:rPr>
+        <w:t xml:space="preserve"> compare_t0[compare_t0</w:t>
+      </w:r>
+      <w:r>
+        <w:rPr>
+          <w:rStyle w:val="SpecialCharTok"/>
+        </w:rPr>
+        <w:t xml:space="preserve">$</w:t>
+      </w:r>
+      <w:r>
+        <w:rPr>
+          <w:rStyle w:val="NormalTok"/>
+        </w:rPr>
+        <w:t xml:space="preserve">series </w:t>
+      </w:r>
+      <w:r>
+        <w:rPr>
+          <w:rStyle w:val="SpecialCharTok"/>
+        </w:rPr>
+        <w:t xml:space="preserve">==</w:t>
+      </w:r>
+      <w:r>
+        <w:rPr>
+          <w:rStyle w:val="NormalTok"/>
+        </w:rPr>
+        <w:t xml:space="preserve"> </w:t>
+      </w:r>
+      <w:r>
+        <w:rPr>
+          <w:rStyle w:val="StringTok"/>
+        </w:rPr>
+        <w:t xml:space="preserve">"original t0"</w:t>
+      </w:r>
+      <w:r>
+        <w:rPr>
+          <w:rStyle w:val="NormalTok"/>
+        </w:rPr>
+        <w:t xml:space="preserve">, </w:t>
+      </w:r>
+      <w:r>
+        <w:rPr>
+          <w:rStyle w:val="StringTok"/>
+        </w:rPr>
+        <w:t xml:space="preserve">"value"</w:t>
+      </w:r>
+      <w:r>
+        <w:rPr>
+          <w:rStyle w:val="NormalTok"/>
+        </w:rPr>
+        <w:t xml:space="preserve">],</w:t>
+      </w:r>
+      <w:r>
+        <w:br/>
+      </w:r>
+      <w:r>
+        <w:rPr>
+          <w:rStyle w:val="NormalTok"/>
+        </w:rPr>
+        <w:t xml:space="preserve">  </w:t>
+      </w:r>
+      <w:r>
+        <w:rPr>
+          <w:rStyle w:val="AttributeTok"/>
+        </w:rPr>
+        <w:t xml:space="preserve">yadj =</w:t>
+      </w:r>
+      <w:r>
+        <w:rPr>
+          <w:rStyle w:val="NormalTok"/>
+        </w:rPr>
+        <w:t xml:space="preserve"> compare_t0[compare_t0</w:t>
+      </w:r>
+      <w:r>
+        <w:rPr>
+          <w:rStyle w:val="SpecialCharTok"/>
+        </w:rPr>
+        <w:t xml:space="preserve">$</w:t>
+      </w:r>
+      <w:r>
+        <w:rPr>
+          <w:rStyle w:val="NormalTok"/>
+        </w:rPr>
+        <w:t xml:space="preserve">series </w:t>
+      </w:r>
+      <w:r>
+        <w:rPr>
+          <w:rStyle w:val="SpecialCharTok"/>
+        </w:rPr>
+        <w:t xml:space="preserve">==</w:t>
+      </w:r>
+      <w:r>
+        <w:rPr>
+          <w:rStyle w:val="NormalTok"/>
+        </w:rPr>
+        <w:t xml:space="preserve"> </w:t>
+      </w:r>
+      <w:r>
+        <w:rPr>
+          <w:rStyle w:val="StringTok"/>
+        </w:rPr>
+        <w:t xml:space="preserve">"transformed t0"</w:t>
+      </w:r>
+      <w:r>
+        <w:rPr>
+          <w:rStyle w:val="NormalTok"/>
+        </w:rPr>
+        <w:t xml:space="preserve">, </w:t>
+      </w:r>
+      <w:r>
+        <w:rPr>
+          <w:rStyle w:val="StringTok"/>
+        </w:rPr>
+        <w:t xml:space="preserve">"value"</w:t>
+      </w:r>
+      <w:r>
+        <w:rPr>
+          <w:rStyle w:val="NormalTok"/>
+        </w:rPr>
+        <w:t xml:space="preserve">]</w:t>
+      </w:r>
+      <w:r>
+        <w:br/>
+      </w:r>
+      <w:r>
+        <w:rPr>
+          <w:rStyle w:val="NormalTok"/>
+        </w:rPr>
+        <w:t xml:space="preserve">) </w:t>
+      </w:r>
+      <w:r>
+        <w:rPr>
+          <w:rStyle w:val="SpecialCharTok"/>
+        </w:rPr>
+        <w:t xml:space="preserve">+</w:t>
+      </w:r>
+      <w:r>
+        <w:rPr>
+          <w:rStyle w:val="NormalTok"/>
+        </w:rPr>
+        <w:t xml:space="preserve"> </w:t>
       </w:r>
       <w:r>
         <w:rPr>
           <w:rStyle w:val="FunctionTok"/>
         </w:rPr>
-        <w:t xml:space="preserve">aes</w:t>
+        <w:t xml:space="preserve">theme</w:t>
       </w:r>
       <w:r>
         <w:rPr>
@@ -1364,70 +1676,31 @@
         <w:rPr>
           <w:rStyle w:val="AttributeTok"/>
         </w:rPr>
-        <w:t xml:space="preserve">x =</w:t>
-      </w:r>
-      <w:r>
-        <w:rPr>
-          <w:rStyle w:val="NormalTok"/>
-        </w:rPr>
-        <w:t xml:space="preserve"> idx, </w:t>
+        <w:t xml:space="preserve">text =</w:t>
+      </w:r>
+      <w:r>
+        <w:rPr>
+          <w:rStyle w:val="NormalTok"/>
+        </w:rPr>
+        <w:t xml:space="preserve"> </w:t>
+      </w:r>
+      <w:r>
+        <w:rPr>
+          <w:rStyle w:val="FunctionTok"/>
+        </w:rPr>
+        <w:t xml:space="preserve">element_text</w:t>
+      </w:r>
+      <w:r>
+        <w:rPr>
+          <w:rStyle w:val="NormalTok"/>
+        </w:rPr>
+        <w:t xml:space="preserve">(</w:t>
       </w:r>
       <w:r>
         <w:rPr>
           <w:rStyle w:val="AttributeTok"/>
         </w:rPr>
-        <w:t xml:space="preserve">y =</w:t>
-      </w:r>
-      <w:r>
-        <w:rPr>
-          <w:rStyle w:val="NormalTok"/>
-        </w:rPr>
-        <w:t xml:space="preserve"> value, </w:t>
-      </w:r>
-      <w:r>
-        <w:rPr>
-          <w:rStyle w:val="AttributeTok"/>
-        </w:rPr>
-        <w:t xml:space="preserve">color =</w:t>
-      </w:r>
-      <w:r>
-        <w:rPr>
-          <w:rStyle w:val="NormalTok"/>
-        </w:rPr>
-        <w:t xml:space="preserve"> series)) </w:t>
-      </w:r>
-      <w:r>
-        <w:rPr>
-          <w:rStyle w:val="SpecialCharTok"/>
-        </w:rPr>
-        <w:t xml:space="preserve">+</w:t>
-      </w:r>
-      <w:r>
-        <w:br/>
-      </w:r>
-      <w:r>
-        <w:rPr>
-          <w:rStyle w:val="NormalTok"/>
-        </w:rPr>
-        <w:t xml:space="preserve">  </w:t>
-      </w:r>
-      <w:r>
-        <w:rPr>
-          <w:rStyle w:val="FunctionTok"/>
-        </w:rPr>
-        <w:t xml:space="preserve">geom_line</w:t>
-      </w:r>
-      <w:r>
-        <w:rPr>
-          <w:rStyle w:val="NormalTok"/>
-        </w:rPr>
-        <w:t xml:space="preserve">(</w:t>
-      </w:r>
-      <w:r>
-        <w:rPr>
-          <w:rStyle w:val="AttributeTok"/>
-        </w:rPr>
-        <w:t xml:space="preserve">linewidth =</w:t>
+        <w:t xml:space="preserve">size =</w:t>
       </w:r>
       <w:r>
         <w:rPr>
@@ -1437,66 +1710,15 @@
       </w:r>
       <w:r>
         <w:rPr>
-          <w:rStyle w:val="FloatTok"/>
-        </w:rPr>
-        <w:t xml:space="preserve">0.7</w:t>
-      </w:r>
-      <w:r>
-        <w:rPr>
-          <w:rStyle w:val="NormalTok"/>
-        </w:rPr>
-        <w:t xml:space="preserve">) </w:t>
-      </w:r>
-      <w:r>
-        <w:rPr>
-          <w:rStyle w:val="SpecialCharTok"/>
-        </w:rPr>
-        <w:t xml:space="preserve">+</w:t>
-      </w:r>
-      <w:r>
-        <w:br/>
-      </w:r>
-      <w:r>
-        <w:rPr>
-          <w:rStyle w:val="NormalTok"/>
-        </w:rPr>
-        <w:t xml:space="preserve">  </w:t>
-      </w:r>
-      <w:r>
-        <w:rPr>
-          <w:rStyle w:val="FunctionTok"/>
-        </w:rPr>
-        <w:t xml:space="preserve">theme_minimal</w:t>
-      </w:r>
-      <w:r>
-        <w:rPr>
-          <w:rStyle w:val="NormalTok"/>
-        </w:rPr>
-        <w:t xml:space="preserve">(</w:t>
-      </w:r>
-      <w:r>
-        <w:rPr>
-          <w:rStyle w:val="AttributeTok"/>
-        </w:rPr>
-        <w:t xml:space="preserve">base_size =</w:t>
-      </w:r>
-      <w:r>
-        <w:rPr>
-          <w:rStyle w:val="NormalTok"/>
-        </w:rPr>
-        <w:t xml:space="preserve"> </w:t>
-      </w:r>
-      <w:r>
-        <w:rPr>
           <w:rStyle w:val="DecValTok"/>
         </w:rPr>
-        <w:t xml:space="preserve">14</w:t>
-      </w:r>
-      <w:r>
-        <w:rPr>
-          <w:rStyle w:val="NormalTok"/>
-        </w:rPr>
-        <w:t xml:space="preserve">)</w:t>
+        <w:t xml:space="preserve">16</w:t>
+      </w:r>
+      <w:r>
+        <w:rPr>
+          <w:rStyle w:val="NormalTok"/>
+        </w:rPr>
+        <w:t xml:space="preserve">))</w:t>
       </w:r>
     </w:p>
     <w:p>
@@ -1513,7 +1735,7 @@
               <a:graphicData uri="http://schemas.openxmlformats.org/drawingml/2006/picture">
                 <pic:pic>
                   <pic:nvPicPr>
-                    <pic:cNvPr descr="C:\Git\dal\tspredit\examples\normalization\doc\07-adaptive-softdivide-normalization_files/a26e232141b75358c5119f558c15054c14bd4641.png" id="14" name="Picture"/>
+                    <pic:cNvPr descr="C:\Git\dal\tspredit\examples\normalization\doc\07-adaptive-softdivide-normalization_files/b5aa1575af6e982f8135fe34014e2eb33c0de024.png" id="14" name="Picture"/>
                     <pic:cNvPicPr>
                       <a:picLocks noChangeArrowheads="1" noChangeAspect="1"/>
                     </pic:cNvPicPr>

--- a/examples/normalization/doc/07-adaptive-softdivide-normalization.docx
+++ b/examples/normalization/doc/07-adaptive-softdivide-normalization.docx
@@ -415,7 +415,7 @@
               <a:graphicData uri="http://schemas.openxmlformats.org/drawingml/2006/picture">
                 <pic:pic>
                   <pic:nvPicPr>
-                    <pic:cNvPr descr="C:\Git\dal\tspredit\examples\normalization\doc\07-adaptive-softdivide-normalization_files/716a4d1e457f97618aa46ca41f6f38e17df76816.png" id="11" name="Picture"/>
+                    <pic:cNvPr descr="/home/gpca/tspredit/examples/normalization/doc/07-adaptive-softdivide-normalization_files/2311a3ccdefa9666c559bd154e42236a6cdf3fea.png" id="11" name="Picture"/>
                     <pic:cNvPicPr>
                       <a:picLocks noChangeArrowheads="1" noChangeAspect="1"/>
                     </pic:cNvPicPr>
@@ -571,7 +571,7 @@
         <w:rPr>
           <w:rStyle w:val="VerbatimChar"/>
         </w:rPr>
-        <w:t xml:space="preserve">##             t9        t8        t7        t6        t5        t4        t3</w:t>
+        <w:t xml:space="preserve">##             t9        t8        t7        t6        t5        t4        t3        t2        t1        t0</w:t>
       </w:r>
       <w:r>
         <w:br/>
@@ -580,7 +580,7 @@
         <w:rPr>
           <w:rStyle w:val="VerbatimChar"/>
         </w:rPr>
-        <w:t xml:space="preserve">## [1,] 0.0000000 0.2474040 0.4794255 0.6816388 0.8414710 0.9489846 0.9974950</w:t>
+        <w:t xml:space="preserve">## [1,] 0.0000000 0.2474040 0.4794255 0.6816388 0.8414710 0.9489846 0.9974950 0.9839859 0.9092974 0.7780732</w:t>
       </w:r>
       <w:r>
         <w:br/>
@@ -589,7 +589,7 @@
         <w:rPr>
           <w:rStyle w:val="VerbatimChar"/>
         </w:rPr>
-        <w:t xml:space="preserve">## [2,] 0.2474040 0.4794255 0.6816388 0.8414710 0.9489846 0.9974950 0.9839859</w:t>
+        <w:t xml:space="preserve">## [2,] 0.2474040 0.4794255 0.6816388 0.8414710 0.9489846 0.9974950 0.9839859 0.9092974 0.7780732 0.5984721</w:t>
       </w:r>
       <w:r>
         <w:br/>
@@ -598,16 +598,47 @@
         <w:rPr>
           <w:rStyle w:val="VerbatimChar"/>
         </w:rPr>
-        <w:t xml:space="preserve">## [3,] 0.4794255 0.6816388 0.8414710 0.9489846 0.9974950 0.9839859 0.9092974</w:t>
-      </w:r>
-      <w:r>
-        <w:br/>
-      </w:r>
+        <w:t xml:space="preserve">## [3,] 0.4794255 0.6816388 0.8414710 0.9489846 0.9974950 0.9839859 0.9092974 0.7780732 0.5984721 0.3816610</w:t>
+      </w:r>
+    </w:p>
+    <w:p>
+      <w:pPr>
+        <w:pStyle w:val="SourceCode"/>
+      </w:pPr>
+      <w:r>
+        <w:rPr>
+          <w:rStyle w:val="FunctionTok"/>
+        </w:rPr>
+        <w:t xml:space="preserve">summary</w:t>
+      </w:r>
+      <w:r>
+        <w:rPr>
+          <w:rStyle w:val="NormalTok"/>
+        </w:rPr>
+        <w:t xml:space="preserve">(ts[, </w:t>
+      </w:r>
+      <w:r>
+        <w:rPr>
+          <w:rStyle w:val="DecValTok"/>
+        </w:rPr>
+        <w:t xml:space="preserve">10</w:t>
+      </w:r>
+      <w:r>
+        <w:rPr>
+          <w:rStyle w:val="NormalTok"/>
+        </w:rPr>
+        <w:t xml:space="preserve">])</w:t>
+      </w:r>
+    </w:p>
+    <w:p>
+      <w:pPr>
+        <w:pStyle w:val="SourceCode"/>
+      </w:pPr>
       <w:r>
         <w:rPr>
           <w:rStyle w:val="VerbatimChar"/>
         </w:rPr>
-        <w:t xml:space="preserve">##             t2        t1        t0</w:t>
+        <w:t xml:space="preserve">##        t0          </w:t>
       </w:r>
       <w:r>
         <w:br/>
@@ -616,7 +647,7 @@
         <w:rPr>
           <w:rStyle w:val="VerbatimChar"/>
         </w:rPr>
-        <w:t xml:space="preserve">## [1,] 0.9839859 0.9092974 0.7780732</w:t>
+        <w:t xml:space="preserve">##  Min.   :-0.99929  </w:t>
       </w:r>
       <w:r>
         <w:br/>
@@ -625,7 +656,7 @@
         <w:rPr>
           <w:rStyle w:val="VerbatimChar"/>
         </w:rPr>
-        <w:t xml:space="preserve">## [2,] 0.9092974 0.7780732 0.5984721</w:t>
+        <w:t xml:space="preserve">##  1st Qu.:-0.55091  </w:t>
       </w:r>
       <w:r>
         <w:br/>
@@ -634,7 +665,57 @@
         <w:rPr>
           <w:rStyle w:val="VerbatimChar"/>
         </w:rPr>
-        <w:t xml:space="preserve">## [3,] 0.7780732 0.5984721 0.3816610</w:t>
+        <w:t xml:space="preserve">##  Median : 0.05397  </w:t>
+      </w:r>
+      <w:r>
+        <w:br/>
+      </w:r>
+      <w:r>
+        <w:rPr>
+          <w:rStyle w:val="VerbatimChar"/>
+        </w:rPr>
+        <w:t xml:space="preserve">##  Mean   : 0.02988  </w:t>
+      </w:r>
+      <w:r>
+        <w:br/>
+      </w:r>
+      <w:r>
+        <w:rPr>
+          <w:rStyle w:val="VerbatimChar"/>
+        </w:rPr>
+        <w:t xml:space="preserve">##  3rd Qu.: 0.63279  </w:t>
+      </w:r>
+      <w:r>
+        <w:br/>
+      </w:r>
+      <w:r>
+        <w:rPr>
+          <w:rStyle w:val="VerbatimChar"/>
+        </w:rPr>
+        <w:t xml:space="preserve">##  Max.   : 0.99460</w:t>
+      </w:r>
+    </w:p>
+    <w:p>
+      <w:pPr>
+        <w:pStyle w:val="FirstParagraph"/>
+      </w:pPr>
+      <w:r>
+        <w:t xml:space="preserve">We now apply the smooth hybrid normalization operator and compare the</w:t>
+      </w:r>
+      <w:r>
+        <w:t xml:space="preserve"> </w:t>
+      </w:r>
+      <w:r>
+        <w:t xml:space="preserve">supervised target column (</w:t>
+      </w:r>
+      <w:r>
+        <w:rPr>
+          <w:rStyle w:val="VerbatimChar"/>
+        </w:rPr>
+        <w:t xml:space="preserve">t0</w:t>
+      </w:r>
+      <w:r>
+        <w:t xml:space="preserve">) before and after the transformation.</w:t>
       </w:r>
     </w:p>
     <w:p>
@@ -643,27 +724,213 @@
       </w:pPr>
       <w:r>
         <w:rPr>
+          <w:rStyle w:val="NormalTok"/>
+        </w:rPr>
+        <w:t xml:space="preserve">preproc </w:t>
+      </w:r>
+      <w:r>
+        <w:rPr>
+          <w:rStyle w:val="OtherTok"/>
+        </w:rPr>
+        <w:t xml:space="preserve">&lt;-</w:t>
+      </w:r>
+      <w:r>
+        <w:rPr>
+          <w:rStyle w:val="NormalTok"/>
+        </w:rPr>
+        <w:t xml:space="preserve"> </w:t>
+      </w:r>
+      <w:r>
+        <w:rPr>
           <w:rStyle w:val="FunctionTok"/>
         </w:rPr>
-        <w:t xml:space="preserve">summary</w:t>
-      </w:r>
-      <w:r>
-        <w:rPr>
-          <w:rStyle w:val="NormalTok"/>
-        </w:rPr>
-        <w:t xml:space="preserve">(ts[, </w:t>
+        <w:t xml:space="preserve">ts_norm_an</w:t>
+      </w:r>
+      <w:r>
+        <w:rPr>
+          <w:rStyle w:val="NormalTok"/>
+        </w:rPr>
+        <w:t xml:space="preserve">(</w:t>
+      </w:r>
+      <w:r>
+        <w:rPr>
+          <w:rStyle w:val="AttributeTok"/>
+        </w:rPr>
+        <w:t xml:space="preserve">operation =</w:t>
+      </w:r>
+      <w:r>
+        <w:rPr>
+          <w:rStyle w:val="NormalTok"/>
+        </w:rPr>
+        <w:t xml:space="preserve"> </w:t>
+      </w:r>
+      <w:r>
+        <w:rPr>
+          <w:rStyle w:val="StringTok"/>
+        </w:rPr>
+        <w:t xml:space="preserve">"softdivide"</w:t>
+      </w:r>
+      <w:r>
+        <w:rPr>
+          <w:rStyle w:val="NormalTok"/>
+        </w:rPr>
+        <w:t xml:space="preserve">, </w:t>
+      </w:r>
+      <w:r>
+        <w:rPr>
+          <w:rStyle w:val="AttributeTok"/>
+        </w:rPr>
+        <w:t xml:space="preserve">scale =</w:t>
+      </w:r>
+      <w:r>
+        <w:rPr>
+          <w:rStyle w:val="NormalTok"/>
+        </w:rPr>
+        <w:t xml:space="preserve"> </w:t>
+      </w:r>
+      <w:r>
+        <w:rPr>
+          <w:rStyle w:val="StringTok"/>
+        </w:rPr>
+        <w:t xml:space="preserve">"sd"</w:t>
+      </w:r>
+      <w:r>
+        <w:rPr>
+          <w:rStyle w:val="NormalTok"/>
+        </w:rPr>
+        <w:t xml:space="preserve">, </w:t>
+      </w:r>
+      <w:r>
+        <w:rPr>
+          <w:rStyle w:val="AttributeTok"/>
+        </w:rPr>
+        <w:t xml:space="preserve">lambda =</w:t>
+      </w:r>
+      <w:r>
+        <w:rPr>
+          <w:rStyle w:val="NormalTok"/>
+        </w:rPr>
+        <w:t xml:space="preserve"> </w:t>
       </w:r>
       <w:r>
         <w:rPr>
           <w:rStyle w:val="DecValTok"/>
         </w:rPr>
-        <w:t xml:space="preserve">10</w:t>
-      </w:r>
-      <w:r>
-        <w:rPr>
-          <w:rStyle w:val="NormalTok"/>
-        </w:rPr>
-        <w:t xml:space="preserve">])</w:t>
+        <w:t xml:space="preserve">1</w:t>
+      </w:r>
+      <w:r>
+        <w:rPr>
+          <w:rStyle w:val="NormalTok"/>
+        </w:rPr>
+        <w:t xml:space="preserve">)</w:t>
+      </w:r>
+      <w:r>
+        <w:br/>
+      </w:r>
+      <w:r>
+        <w:rPr>
+          <w:rStyle w:val="FunctionTok"/>
+        </w:rPr>
+        <w:t xml:space="preserve">set_example_seed</w:t>
+      </w:r>
+      <w:r>
+        <w:rPr>
+          <w:rStyle w:val="NormalTok"/>
+        </w:rPr>
+        <w:t xml:space="preserve">()</w:t>
+      </w:r>
+      <w:r>
+        <w:br/>
+      </w:r>
+      <w:r>
+        <w:rPr>
+          <w:rStyle w:val="NormalTok"/>
+        </w:rPr>
+        <w:t xml:space="preserve">preproc </w:t>
+      </w:r>
+      <w:r>
+        <w:rPr>
+          <w:rStyle w:val="OtherTok"/>
+        </w:rPr>
+        <w:t xml:space="preserve">&lt;-</w:t>
+      </w:r>
+      <w:r>
+        <w:rPr>
+          <w:rStyle w:val="NormalTok"/>
+        </w:rPr>
+        <w:t xml:space="preserve"> </w:t>
+      </w:r>
+      <w:r>
+        <w:rPr>
+          <w:rStyle w:val="FunctionTok"/>
+        </w:rPr>
+        <w:t xml:space="preserve">fit</w:t>
+      </w:r>
+      <w:r>
+        <w:rPr>
+          <w:rStyle w:val="NormalTok"/>
+        </w:rPr>
+        <w:t xml:space="preserve">(preproc, ts)</w:t>
+      </w:r>
+      <w:r>
+        <w:br/>
+      </w:r>
+      <w:r>
+        <w:rPr>
+          <w:rStyle w:val="NormalTok"/>
+        </w:rPr>
+        <w:t xml:space="preserve">tst </w:t>
+      </w:r>
+      <w:r>
+        <w:rPr>
+          <w:rStyle w:val="OtherTok"/>
+        </w:rPr>
+        <w:t xml:space="preserve">&lt;-</w:t>
+      </w:r>
+      <w:r>
+        <w:rPr>
+          <w:rStyle w:val="NormalTok"/>
+        </w:rPr>
+        <w:t xml:space="preserve"> </w:t>
+      </w:r>
+      <w:r>
+        <w:rPr>
+          <w:rStyle w:val="FunctionTok"/>
+        </w:rPr>
+        <w:t xml:space="preserve">transform</w:t>
+      </w:r>
+      <w:r>
+        <w:rPr>
+          <w:rStyle w:val="NormalTok"/>
+        </w:rPr>
+        <w:t xml:space="preserve">(preproc, ts)</w:t>
+      </w:r>
+      <w:r>
+        <w:br/>
+      </w:r>
+      <w:r>
+        <w:rPr>
+          <w:rStyle w:val="FunctionTok"/>
+        </w:rPr>
+        <w:t xml:space="preserve">ts_head</w:t>
+      </w:r>
+      <w:r>
+        <w:rPr>
+          <w:rStyle w:val="NormalTok"/>
+        </w:rPr>
+        <w:t xml:space="preserve">(tst, </w:t>
+      </w:r>
+      <w:r>
+        <w:rPr>
+          <w:rStyle w:val="DecValTok"/>
+        </w:rPr>
+        <w:t xml:space="preserve">3</w:t>
+      </w:r>
+      <w:r>
+        <w:rPr>
+          <w:rStyle w:val="NormalTok"/>
+        </w:rPr>
+        <w:t xml:space="preserve">)</w:t>
       </w:r>
     </w:p>
     <w:p>
@@ -674,7 +941,7 @@
         <w:rPr>
           <w:rStyle w:val="VerbatimChar"/>
         </w:rPr>
-        <w:t xml:space="preserve">##        t0          </w:t>
+        <w:t xml:space="preserve">##             t9        t8        t7        t6        t5        t4        t3        t2        t1        t0</w:t>
       </w:r>
       <w:r>
         <w:br/>
@@ -683,7 +950,7 @@
         <w:rPr>
           <w:rStyle w:val="VerbatimChar"/>
         </w:rPr>
-        <w:t xml:space="preserve">##  Min.   :-0.99929  </w:t>
+        <w:t xml:space="preserve">## [1,] 0.1912055 0.3024095 0.4066993 0.4975909 0.5694328 0.6177584 0.6395630 0.6334909 0.5999197 0.5409365</w:t>
       </w:r>
       <w:r>
         <w:br/>
@@ -692,7 +959,7 @@
         <w:rPr>
           <w:rStyle w:val="VerbatimChar"/>
         </w:rPr>
-        <w:t xml:space="preserve">##  1st Qu.:-0.55091  </w:t>
+        <w:t xml:space="preserve">## [2,] 0.2810741 0.3827776 0.4714149 0.5414752 0.5886023 0.6098661 0.6039446 0.5712060 0.5136856 0.4349600</w:t>
       </w:r>
       <w:r>
         <w:br/>
@@ -701,346 +968,7 @@
         <w:rPr>
           <w:rStyle w:val="VerbatimChar"/>
         </w:rPr>
-        <w:t xml:space="preserve">##  Median : 0.05397  </w:t>
-      </w:r>
-      <w:r>
-        <w:br/>
-      </w:r>
-      <w:r>
-        <w:rPr>
-          <w:rStyle w:val="VerbatimChar"/>
-        </w:rPr>
-        <w:t xml:space="preserve">##  Mean   : 0.02988  </w:t>
-      </w:r>
-      <w:r>
-        <w:br/>
-      </w:r>
-      <w:r>
-        <w:rPr>
-          <w:rStyle w:val="VerbatimChar"/>
-        </w:rPr>
-        <w:t xml:space="preserve">##  3rd Qu.: 0.63279  </w:t>
-      </w:r>
-      <w:r>
-        <w:br/>
-      </w:r>
-      <w:r>
-        <w:rPr>
-          <w:rStyle w:val="VerbatimChar"/>
-        </w:rPr>
-        <w:t xml:space="preserve">##  Max.   : 0.99460</w:t>
-      </w:r>
-    </w:p>
-    <w:p>
-      <w:pPr>
-        <w:pStyle w:val="FirstParagraph"/>
-      </w:pPr>
-      <w:r>
-        <w:t xml:space="preserve">We now apply the smooth hybrid normalization operator and compare the</w:t>
-      </w:r>
-      <w:r>
-        <w:t xml:space="preserve"> </w:t>
-      </w:r>
-      <w:r>
-        <w:t xml:space="preserve">supervised target column (</w:t>
-      </w:r>
-      <w:r>
-        <w:rPr>
-          <w:rStyle w:val="VerbatimChar"/>
-        </w:rPr>
-        <w:t xml:space="preserve">t0</w:t>
-      </w:r>
-      <w:r>
-        <w:t xml:space="preserve">) before and after the transformation.</w:t>
-      </w:r>
-    </w:p>
-    <w:p>
-      <w:pPr>
-        <w:pStyle w:val="SourceCode"/>
-      </w:pPr>
-      <w:r>
-        <w:rPr>
-          <w:rStyle w:val="NormalTok"/>
-        </w:rPr>
-        <w:t xml:space="preserve">preproc </w:t>
-      </w:r>
-      <w:r>
-        <w:rPr>
-          <w:rStyle w:val="OtherTok"/>
-        </w:rPr>
-        <w:t xml:space="preserve">&lt;-</w:t>
-      </w:r>
-      <w:r>
-        <w:rPr>
-          <w:rStyle w:val="NormalTok"/>
-        </w:rPr>
-        <w:t xml:space="preserve"> </w:t>
-      </w:r>
-      <w:r>
-        <w:rPr>
-          <w:rStyle w:val="FunctionTok"/>
-        </w:rPr>
-        <w:t xml:space="preserve">ts_norm_an</w:t>
-      </w:r>
-      <w:r>
-        <w:rPr>
-          <w:rStyle w:val="NormalTok"/>
-        </w:rPr>
-        <w:t xml:space="preserve">(</w:t>
-      </w:r>
-      <w:r>
-        <w:rPr>
-          <w:rStyle w:val="AttributeTok"/>
-        </w:rPr>
-        <w:t xml:space="preserve">operation =</w:t>
-      </w:r>
-      <w:r>
-        <w:rPr>
-          <w:rStyle w:val="NormalTok"/>
-        </w:rPr>
-        <w:t xml:space="preserve"> </w:t>
-      </w:r>
-      <w:r>
-        <w:rPr>
-          <w:rStyle w:val="StringTok"/>
-        </w:rPr>
-        <w:t xml:space="preserve">"softdivide"</w:t>
-      </w:r>
-      <w:r>
-        <w:rPr>
-          <w:rStyle w:val="NormalTok"/>
-        </w:rPr>
-        <w:t xml:space="preserve">, </w:t>
-      </w:r>
-      <w:r>
-        <w:rPr>
-          <w:rStyle w:val="AttributeTok"/>
-        </w:rPr>
-        <w:t xml:space="preserve">scale =</w:t>
-      </w:r>
-      <w:r>
-        <w:rPr>
-          <w:rStyle w:val="NormalTok"/>
-        </w:rPr>
-        <w:t xml:space="preserve"> </w:t>
-      </w:r>
-      <w:r>
-        <w:rPr>
-          <w:rStyle w:val="StringTok"/>
-        </w:rPr>
-        <w:t xml:space="preserve">"sd"</w:t>
-      </w:r>
-      <w:r>
-        <w:rPr>
-          <w:rStyle w:val="NormalTok"/>
-        </w:rPr>
-        <w:t xml:space="preserve">, </w:t>
-      </w:r>
-      <w:r>
-        <w:rPr>
-          <w:rStyle w:val="AttributeTok"/>
-        </w:rPr>
-        <w:t xml:space="preserve">lambda =</w:t>
-      </w:r>
-      <w:r>
-        <w:rPr>
-          <w:rStyle w:val="NormalTok"/>
-        </w:rPr>
-        <w:t xml:space="preserve"> </w:t>
-      </w:r>
-      <w:r>
-        <w:rPr>
-          <w:rStyle w:val="DecValTok"/>
-        </w:rPr>
-        <w:t xml:space="preserve">1</w:t>
-      </w:r>
-      <w:r>
-        <w:rPr>
-          <w:rStyle w:val="NormalTok"/>
-        </w:rPr>
-        <w:t xml:space="preserve">)</w:t>
-      </w:r>
-      <w:r>
-        <w:br/>
-      </w:r>
-      <w:r>
-        <w:rPr>
-          <w:rStyle w:val="FunctionTok"/>
-        </w:rPr>
-        <w:t xml:space="preserve">set_example_seed</w:t>
-      </w:r>
-      <w:r>
-        <w:rPr>
-          <w:rStyle w:val="NormalTok"/>
-        </w:rPr>
-        <w:t xml:space="preserve">()</w:t>
-      </w:r>
-      <w:r>
-        <w:br/>
-      </w:r>
-      <w:r>
-        <w:rPr>
-          <w:rStyle w:val="NormalTok"/>
-        </w:rPr>
-        <w:t xml:space="preserve">preproc </w:t>
-      </w:r>
-      <w:r>
-        <w:rPr>
-          <w:rStyle w:val="OtherTok"/>
-        </w:rPr>
-        <w:t xml:space="preserve">&lt;-</w:t>
-      </w:r>
-      <w:r>
-        <w:rPr>
-          <w:rStyle w:val="NormalTok"/>
-        </w:rPr>
-        <w:t xml:space="preserve"> </w:t>
-      </w:r>
-      <w:r>
-        <w:rPr>
-          <w:rStyle w:val="FunctionTok"/>
-        </w:rPr>
-        <w:t xml:space="preserve">fit</w:t>
-      </w:r>
-      <w:r>
-        <w:rPr>
-          <w:rStyle w:val="NormalTok"/>
-        </w:rPr>
-        <w:t xml:space="preserve">(preproc, ts)</w:t>
-      </w:r>
-      <w:r>
-        <w:br/>
-      </w:r>
-      <w:r>
-        <w:rPr>
-          <w:rStyle w:val="NormalTok"/>
-        </w:rPr>
-        <w:t xml:space="preserve">tst </w:t>
-      </w:r>
-      <w:r>
-        <w:rPr>
-          <w:rStyle w:val="OtherTok"/>
-        </w:rPr>
-        <w:t xml:space="preserve">&lt;-</w:t>
-      </w:r>
-      <w:r>
-        <w:rPr>
-          <w:rStyle w:val="NormalTok"/>
-        </w:rPr>
-        <w:t xml:space="preserve"> </w:t>
-      </w:r>
-      <w:r>
-        <w:rPr>
-          <w:rStyle w:val="FunctionTok"/>
-        </w:rPr>
-        <w:t xml:space="preserve">transform</w:t>
-      </w:r>
-      <w:r>
-        <w:rPr>
-          <w:rStyle w:val="NormalTok"/>
-        </w:rPr>
-        <w:t xml:space="preserve">(preproc, ts)</w:t>
-      </w:r>
-      <w:r>
-        <w:br/>
-      </w:r>
-      <w:r>
-        <w:rPr>
-          <w:rStyle w:val="FunctionTok"/>
-        </w:rPr>
-        <w:t xml:space="preserve">ts_head</w:t>
-      </w:r>
-      <w:r>
-        <w:rPr>
-          <w:rStyle w:val="NormalTok"/>
-        </w:rPr>
-        <w:t xml:space="preserve">(tst, </w:t>
-      </w:r>
-      <w:r>
-        <w:rPr>
-          <w:rStyle w:val="DecValTok"/>
-        </w:rPr>
-        <w:t xml:space="preserve">3</w:t>
-      </w:r>
-      <w:r>
-        <w:rPr>
-          <w:rStyle w:val="NormalTok"/>
-        </w:rPr>
-        <w:t xml:space="preserve">)</w:t>
-      </w:r>
-    </w:p>
-    <w:p>
-      <w:pPr>
-        <w:pStyle w:val="SourceCode"/>
-      </w:pPr>
-      <w:r>
-        <w:rPr>
-          <w:rStyle w:val="VerbatimChar"/>
-        </w:rPr>
-        <w:t xml:space="preserve">##             t9        t8        t7        t6        t5        t4        t3</w:t>
-      </w:r>
-      <w:r>
-        <w:br/>
-      </w:r>
-      <w:r>
-        <w:rPr>
-          <w:rStyle w:val="VerbatimChar"/>
-        </w:rPr>
-        <w:t xml:space="preserve">## [1,] 0.1912055 0.3024095 0.4066993 0.4975909 0.5694328 0.6177584 0.6395630</w:t>
-      </w:r>
-      <w:r>
-        <w:br/>
-      </w:r>
-      <w:r>
-        <w:rPr>
-          <w:rStyle w:val="VerbatimChar"/>
-        </w:rPr>
-        <w:t xml:space="preserve">## [2,] 0.2810741 0.3827776 0.4714149 0.5414752 0.5886023 0.6098661 0.6039446</w:t>
-      </w:r>
-      <w:r>
-        <w:br/>
-      </w:r>
-      <w:r>
-        <w:rPr>
-          <w:rStyle w:val="VerbatimChar"/>
-        </w:rPr>
-        <w:t xml:space="preserve">## [3,] 0.3775969 0.4657268 0.5353859 0.5822431 0.6033852 0.5974976 0.5649464</w:t>
-      </w:r>
-      <w:r>
-        <w:br/>
-      </w:r>
-      <w:r>
-        <w:rPr>
-          <w:rStyle w:val="VerbatimChar"/>
-        </w:rPr>
-        <w:t xml:space="preserve">##             t2        t1        t0</w:t>
-      </w:r>
-      <w:r>
-        <w:br/>
-      </w:r>
-      <w:r>
-        <w:rPr>
-          <w:rStyle w:val="VerbatimChar"/>
-        </w:rPr>
-        <w:t xml:space="preserve">## [1,] 0.6334909 0.5999197 0.5409365</w:t>
-      </w:r>
-      <w:r>
-        <w:br/>
-      </w:r>
-      <w:r>
-        <w:rPr>
-          <w:rStyle w:val="VerbatimChar"/>
-        </w:rPr>
-        <w:t xml:space="preserve">## [2,] 0.5712060 0.5136856 0.4349600</w:t>
-      </w:r>
-      <w:r>
-        <w:br/>
-      </w:r>
-      <w:r>
-        <w:rPr>
-          <w:rStyle w:val="VerbatimChar"/>
-        </w:rPr>
-        <w:t xml:space="preserve">## [3,] 0.5077554 0.4294806 0.3349886</w:t>
+        <w:t xml:space="preserve">## [3,] 0.3775969 0.4657268 0.5353859 0.5822431 0.6033852 0.5974976 0.5649464 0.5077554 0.4294806 0.3349886</w:t>
       </w:r>
     </w:p>
     <w:p>
@@ -1735,7 +1663,7 @@
               <a:graphicData uri="http://schemas.openxmlformats.org/drawingml/2006/picture">
                 <pic:pic>
                   <pic:nvPicPr>
-                    <pic:cNvPr descr="C:\Git\dal\tspredit\examples\normalization\doc\07-adaptive-softdivide-normalization_files/b5aa1575af6e982f8135fe34014e2eb33c0de024.png" id="14" name="Picture"/>
+                    <pic:cNvPr descr="/home/gpca/tspredit/examples/normalization/doc/07-adaptive-softdivide-normalization_files/6f9eb6b7d052ad581b760e0493000a6f8db8ab83.png" id="14" name="Picture"/>
                     <pic:cNvPicPr>
                       <a:picLocks noChangeArrowheads="1" noChangeAspect="1"/>
                     </pic:cNvPicPr>
